--- a/docs/module-checklist-by-role.docx
+++ b/docs/module-checklist-by-role.docx
@@ -9240,7 +9240,7 @@
           <w:color w:val="0F172A"/>
           <w:sz w:val="22"/>
         </w:rPr>
-        <w:t>Initial UI/UX — Available Credits, sale margin, request CTA</w:t>
+        <w:t>Initial UI/UX — Available Credits, request CTA</w:t>
       </w:r>
       <w:r>
         <w:rPr>
@@ -9760,7 +9760,7 @@
           <w:color w:val="0F172A"/>
           <w:sz w:val="22"/>
         </w:rPr>
-        <w:t>Frontend implementation — Burns ~97% credits; stamps commission % of sales</w:t>
+        <w:t>Frontend implementation — Burns 100% credits; stamps commission % of sales</w:t>
       </w:r>
       <w:r>
         <w:rPr>
